--- a/小野町_引継ぎ_整理済/16_町データ依頼/小野町_高齢者_必要資料の再確認_20261015.docx
+++ b/小野町_引継ぎ_整理済/16_町データ依頼/小野町_高齢者_必要資料の再確認_20261015.docx
@@ -2135,7 +2135,7 @@
                 <w:i w:val="0"/>
                 <w:sz w:val="17"/>
               </w:rPr>
-              <w:t xml:space="preserve"> 取崩しなし6,053円／12,000千円で6,000円弱／35,000千円で5,808円。</w:t>
+              <w:t xml:space="preserve"> 取崩しなし6,053円／105,000千円（令和8年度末見込の半分）で5,194円／210,000千円（全額）で4,334円。令和5年度末120,000千円は町の財務書類で確認済み。</w:t>
             </w:r>
             <w:r>
               <w:rPr>
@@ -6798,7 +6798,25 @@
           <w:i w:val="0"/>
           <w:sz w:val="21"/>
         </w:rPr>
-        <w:t>残高が分からないままでは、11月の協議会に「取崩しなし6,053円／12,000千円で6,000円弱／35,000千円で5,808円」という幅のある案しかお出しできません。</w:t>
+        <w:t>令和5年度末の残高は町の財務書類で120,000千円と確かめられ、令和8年度末の見込みは210,000千円です。</w:t>
+      </w:r>
+      <w:r>
+        <w:rPr>
+          <w:rFonts w:ascii="游ゴシック" w:hAnsi="游ゴシック" w:eastAsia="游ゴシック"/>
+          <w:b/>
+          <w:i w:val="0"/>
+          <w:sz w:val="21"/>
+        </w:rPr>
+        <w:t>令和7年度末の残高（財産に関する調書）を確かめれば、見込みが確定します。</w:t>
+      </w:r>
+      <w:r>
+        <w:rPr>
+          <w:rFonts w:ascii="游ゴシック" w:hAnsi="游ゴシック" w:eastAsia="游ゴシック"/>
+          <w:b w:val="0"/>
+          <w:i w:val="0"/>
+          <w:sz w:val="21"/>
+        </w:rPr>
+        <w:t xml:space="preserve"> 3案は「取崩しなし6,053円／105,000千円（令和8年度末見込の半分）で5,194円／210,000千円（全額）で4,334円」です。</w:t>
       </w:r>
     </w:p>
     <w:p>
